--- a/ПРОВЕРИТЬ_ОТЧЕТЫ/ОТЧЕТ_ЛР6_NotaCode.docx
+++ b/ПРОВЕРИТЬ_ОТЧЕТЫ/ОТЧЕТ_ЛР6_NotaCode.docx
@@ -186,7 +186,7 @@
       <w:r>
         <w:fldChar w:fldCharType="separate"/>
       </w:r>
-      <w:hyperlink w:anchor="_Toc242215147" w:history="1">
+      <w:hyperlink w:anchor="_Toc242275560" w:history="1">
         <w:r>
           <w:rPr>
             <w:rStyle w:val="ad"/>
@@ -213,7 +213,7 @@
             <w:noProof/>
             <w:webHidden/>
           </w:rPr>
-          <w:instrText xml:space="preserve"> PAGEREF _Toc242215147 \h </w:instrText>
+          <w:instrText xml:space="preserve"> PAGEREF _Toc242275560 \h </w:instrText>
         </w:r>
         <w:r>
           <w:rPr>
@@ -259,7 +259,7 @@
           <w14:ligatures w14:val="standardContextual"/>
         </w:rPr>
       </w:pPr>
-      <w:hyperlink w:anchor="_Toc242215148" w:history="1">
+      <w:hyperlink w:anchor="_Toc242275561" w:history="1">
         <w:r>
           <w:rPr>
             <w:rStyle w:val="ad"/>
@@ -286,7 +286,7 @@
             <w:noProof/>
             <w:webHidden/>
           </w:rPr>
-          <w:instrText xml:space="preserve"> PAGEREF _Toc242215148 \h </w:instrText>
+          <w:instrText xml:space="preserve"> PAGEREF _Toc242275561 \h </w:instrText>
         </w:r>
         <w:r>
           <w:rPr>
@@ -332,7 +332,7 @@
           <w14:ligatures w14:val="standardContextual"/>
         </w:rPr>
       </w:pPr>
-      <w:hyperlink w:anchor="_Toc242215149" w:history="1">
+      <w:hyperlink w:anchor="_Toc242275562" w:history="1">
         <w:r>
           <w:rPr>
             <w:rStyle w:val="ad"/>
@@ -359,7 +359,7 @@
             <w:noProof/>
             <w:webHidden/>
           </w:rPr>
-          <w:instrText xml:space="preserve"> PAGEREF _Toc242215149 \h </w:instrText>
+          <w:instrText xml:space="preserve"> PAGEREF _Toc242275562 \h </w:instrText>
         </w:r>
         <w:r>
           <w:rPr>
@@ -405,7 +405,7 @@
           <w14:ligatures w14:val="standardContextual"/>
         </w:rPr>
       </w:pPr>
-      <w:hyperlink w:anchor="_Toc242215150" w:history="1">
+      <w:hyperlink w:anchor="_Toc242275563" w:history="1">
         <w:r>
           <w:rPr>
             <w:rStyle w:val="ad"/>
@@ -432,7 +432,7 @@
             <w:noProof/>
             <w:webHidden/>
           </w:rPr>
-          <w:instrText xml:space="preserve"> PAGEREF _Toc242215150 \h </w:instrText>
+          <w:instrText xml:space="preserve"> PAGEREF _Toc242275563 \h </w:instrText>
         </w:r>
         <w:r>
           <w:rPr>
@@ -478,7 +478,7 @@
           <w14:ligatures w14:val="standardContextual"/>
         </w:rPr>
       </w:pPr>
-      <w:hyperlink w:anchor="_Toc242215151" w:history="1">
+      <w:hyperlink w:anchor="_Toc242275564" w:history="1">
         <w:r>
           <w:rPr>
             <w:rStyle w:val="ad"/>
@@ -505,7 +505,7 @@
             <w:noProof/>
             <w:webHidden/>
           </w:rPr>
-          <w:instrText xml:space="preserve"> PAGEREF _Toc242215151 \h </w:instrText>
+          <w:instrText xml:space="preserve"> PAGEREF _Toc242275564 \h </w:instrText>
         </w:r>
         <w:r>
           <w:rPr>
@@ -551,7 +551,7 @@
           <w14:ligatures w14:val="standardContextual"/>
         </w:rPr>
       </w:pPr>
-      <w:hyperlink w:anchor="_Toc242215152" w:history="1">
+      <w:hyperlink w:anchor="_Toc242275565" w:history="1">
         <w:r>
           <w:rPr>
             <w:rStyle w:val="ad"/>
@@ -578,7 +578,7 @@
             <w:noProof/>
             <w:webHidden/>
           </w:rPr>
-          <w:instrText xml:space="preserve"> PAGEREF _Toc242215152 \h </w:instrText>
+          <w:instrText xml:space="preserve"> PAGEREF _Toc242275565 \h </w:instrText>
         </w:r>
         <w:r>
           <w:rPr>
@@ -624,7 +624,7 @@
           <w14:ligatures w14:val="standardContextual"/>
         </w:rPr>
       </w:pPr>
-      <w:hyperlink w:anchor="_Toc242215153" w:history="1">
+      <w:hyperlink w:anchor="_Toc242275566" w:history="1">
         <w:r>
           <w:rPr>
             <w:rStyle w:val="ad"/>
@@ -651,7 +651,7 @@
             <w:noProof/>
             <w:webHidden/>
           </w:rPr>
-          <w:instrText xml:space="preserve"> PAGEREF _Toc242215153 \h </w:instrText>
+          <w:instrText xml:space="preserve"> PAGEREF _Toc242275566 \h </w:instrText>
         </w:r>
         <w:r>
           <w:rPr>
@@ -697,7 +697,7 @@
           <w14:ligatures w14:val="standardContextual"/>
         </w:rPr>
       </w:pPr>
-      <w:hyperlink w:anchor="_Toc242215154" w:history="1">
+      <w:hyperlink w:anchor="_Toc242275567" w:history="1">
         <w:r>
           <w:rPr>
             <w:rStyle w:val="ad"/>
@@ -724,7 +724,7 @@
             <w:noProof/>
             <w:webHidden/>
           </w:rPr>
-          <w:instrText xml:space="preserve"> PAGEREF _Toc242215154 \h </w:instrText>
+          <w:instrText xml:space="preserve"> PAGEREF _Toc242275567 \h </w:instrText>
         </w:r>
         <w:r>
           <w:rPr>
@@ -770,7 +770,7 @@
           <w14:ligatures w14:val="standardContextual"/>
         </w:rPr>
       </w:pPr>
-      <w:hyperlink w:anchor="_Toc242215155" w:history="1">
+      <w:hyperlink w:anchor="_Toc242275568" w:history="1">
         <w:r>
           <w:rPr>
             <w:rStyle w:val="ad"/>
@@ -806,7 +806,7 @@
             <w:noProof/>
             <w:webHidden/>
           </w:rPr>
-          <w:instrText xml:space="preserve"> PAGEREF _Toc242215155 \h </w:instrText>
+          <w:instrText xml:space="preserve"> PAGEREF _Toc242275568 \h </w:instrText>
         </w:r>
         <w:r>
           <w:rPr>
@@ -852,7 +852,7 @@
           <w14:ligatures w14:val="standardContextual"/>
         </w:rPr>
       </w:pPr>
-      <w:hyperlink w:anchor="_Toc242215156" w:history="1">
+      <w:hyperlink w:anchor="_Toc242275569" w:history="1">
         <w:r>
           <w:rPr>
             <w:rStyle w:val="ad"/>
@@ -879,7 +879,7 @@
             <w:noProof/>
             <w:webHidden/>
           </w:rPr>
-          <w:instrText xml:space="preserve"> PAGEREF _Toc242215156 \h </w:instrText>
+          <w:instrText xml:space="preserve"> PAGEREF _Toc242275569 \h </w:instrText>
         </w:r>
         <w:r>
           <w:rPr>
@@ -925,7 +925,7 @@
           <w14:ligatures w14:val="standardContextual"/>
         </w:rPr>
       </w:pPr>
-      <w:hyperlink w:anchor="_Toc242215157" w:history="1">
+      <w:hyperlink w:anchor="_Toc242275570" w:history="1">
         <w:r>
           <w:rPr>
             <w:rStyle w:val="ad"/>
@@ -952,7 +952,7 @@
             <w:noProof/>
             <w:webHidden/>
           </w:rPr>
-          <w:instrText xml:space="preserve"> PAGEREF _Toc242215157 \h </w:instrText>
+          <w:instrText xml:space="preserve"> PAGEREF _Toc242275570 \h </w:instrText>
         </w:r>
         <w:r>
           <w:rPr>
@@ -998,7 +998,7 @@
           <w14:ligatures w14:val="standardContextual"/>
         </w:rPr>
       </w:pPr>
-      <w:hyperlink w:anchor="_Toc242215158" w:history="1">
+      <w:hyperlink w:anchor="_Toc242275571" w:history="1">
         <w:r>
           <w:rPr>
             <w:rStyle w:val="ad"/>
@@ -1025,7 +1025,7 @@
             <w:noProof/>
             <w:webHidden/>
           </w:rPr>
-          <w:instrText xml:space="preserve"> PAGEREF _Toc242215158 \h </w:instrText>
+          <w:instrText xml:space="preserve"> PAGEREF _Toc242275571 \h </w:instrText>
         </w:r>
         <w:r>
           <w:rPr>
@@ -1071,7 +1071,7 @@
           <w14:ligatures w14:val="standardContextual"/>
         </w:rPr>
       </w:pPr>
-      <w:hyperlink w:anchor="_Toc242215159" w:history="1">
+      <w:hyperlink w:anchor="_Toc242275572" w:history="1">
         <w:r>
           <w:rPr>
             <w:rStyle w:val="ad"/>
@@ -1098,7 +1098,7 @@
             <w:noProof/>
             <w:webHidden/>
           </w:rPr>
-          <w:instrText xml:space="preserve"> PAGEREF _Toc242215159 \h </w:instrText>
+          <w:instrText xml:space="preserve"> PAGEREF _Toc242275572 \h </w:instrText>
         </w:r>
         <w:r>
           <w:rPr>
@@ -1144,7 +1144,7 @@
           <w14:ligatures w14:val="standardContextual"/>
         </w:rPr>
       </w:pPr>
-      <w:hyperlink w:anchor="_Toc242215160" w:history="1">
+      <w:hyperlink w:anchor="_Toc242275573" w:history="1">
         <w:r>
           <w:rPr>
             <w:rStyle w:val="ad"/>
@@ -1171,7 +1171,7 @@
             <w:noProof/>
             <w:webHidden/>
           </w:rPr>
-          <w:instrText xml:space="preserve"> PAGEREF _Toc242215160 \h </w:instrText>
+          <w:instrText xml:space="preserve"> PAGEREF _Toc242275573 \h </w:instrText>
         </w:r>
         <w:r>
           <w:rPr>
@@ -1217,7 +1217,7 @@
           <w14:ligatures w14:val="standardContextual"/>
         </w:rPr>
       </w:pPr>
-      <w:hyperlink w:anchor="_Toc242215161" w:history="1">
+      <w:hyperlink w:anchor="_Toc242275574" w:history="1">
         <w:r>
           <w:rPr>
             <w:rStyle w:val="ad"/>
@@ -1244,7 +1244,7 @@
             <w:noProof/>
             <w:webHidden/>
           </w:rPr>
-          <w:instrText xml:space="preserve"> PAGEREF _Toc242215161 \h </w:instrText>
+          <w:instrText xml:space="preserve"> PAGEREF _Toc242275574 \h </w:instrText>
         </w:r>
         <w:r>
           <w:rPr>
@@ -1290,7 +1290,7 @@
           <w14:ligatures w14:val="standardContextual"/>
         </w:rPr>
       </w:pPr>
-      <w:hyperlink w:anchor="_Toc242215162" w:history="1">
+      <w:hyperlink w:anchor="_Toc242275575" w:history="1">
         <w:r>
           <w:rPr>
             <w:rStyle w:val="ad"/>
@@ -1317,7 +1317,7 @@
             <w:noProof/>
             <w:webHidden/>
           </w:rPr>
-          <w:instrText xml:space="preserve"> PAGEREF _Toc242215162 \h </w:instrText>
+          <w:instrText xml:space="preserve"> PAGEREF _Toc242275575 \h </w:instrText>
         </w:r>
         <w:r>
           <w:rPr>
@@ -1364,7 +1364,7 @@
         <w:ind w:firstLine="709"/>
         <w:jc w:val="left"/>
       </w:pPr>
-      <w:bookmarkStart w:id="1" w:name="_Toc242215147"/>
+      <w:bookmarkStart w:id="1" w:name="_Toc242275560"/>
       <w:r>
         <w:lastRenderedPageBreak/>
         <w:t>1 ЦЕЛЬ РАБОТЫ</w:t>
@@ -1387,7 +1387,7 @@
         <w:ind w:firstLine="709"/>
         <w:jc w:val="left"/>
       </w:pPr>
-      <w:bookmarkStart w:id="2" w:name="_Toc242215148"/>
+      <w:bookmarkStart w:id="2" w:name="_Toc242275561"/>
       <w:r>
         <w:lastRenderedPageBreak/>
         <w:t>2 ХОД РАБОТЫ</w:t>
@@ -1402,7 +1402,7 @@
         <w:jc w:val="left"/>
       </w:pPr>
       <w:bookmarkStart w:id="3" w:name="порядок-работы-и-рабочие-книги"/>
-      <w:bookmarkStart w:id="4" w:name="_Toc242215149"/>
+      <w:bookmarkStart w:id="4" w:name="_Toc242275562"/>
       <w:r>
         <w:t>2.1 Порядок работы и рабочие книги</w:t>
       </w:r>
@@ -1479,7 +1479,7 @@
         <w:spacing w:before="360"/>
       </w:pPr>
       <w:r>
-        <w:t>На рисунке 1 показано: цепочка методик ЛР6.</w:t>
+        <w:t>Рисунок 1 иллюстрирует тему «цепочка методик ЛР6».</w:t>
       </w:r>
     </w:p>
     <w:p>
@@ -2100,7 +2100,7 @@
         <w:jc w:val="left"/>
       </w:pPr>
       <w:bookmarkStart w:id="5" w:name="Xea2e0351488d2dccc444fc8980e855e53dc7366"/>
-      <w:bookmarkStart w:id="6" w:name="_Toc242215150"/>
+      <w:bookmarkStart w:id="6" w:name="_Toc242275563"/>
       <w:bookmarkEnd w:id="3"/>
       <w:r>
         <w:t>2.2 Методика 6.1. Ценностное предложение и цифровой товар</w:t>
@@ -3800,7 +3800,7 @@
         <w:jc w:val="both"/>
       </w:pPr>
       <w:r>
-        <w:t>В таблице 3 приведено: проверочные индексы методики 6.1.</w:t>
+        <w:t>Данные по теме «проверочные индексы методики 6.1» приведены в таблице 3.</w:t>
       </w:r>
     </w:p>
     <w:p>
@@ -3811,7 +3811,7 @@
         <w:jc w:val="left"/>
       </w:pPr>
       <w:bookmarkStart w:id="9" w:name="методика-6.2.-бизнес-модель-по-канвас"/>
-      <w:bookmarkStart w:id="10" w:name="_Toc242215151"/>
+      <w:bookmarkStart w:id="10" w:name="_Toc242275564"/>
       <w:bookmarkEnd w:id="5"/>
       <w:bookmarkEnd w:id="8"/>
       <w:r>
@@ -3907,7 +3907,7 @@
         <w:spacing w:before="360"/>
       </w:pPr>
       <w:r>
-        <w:t>На рисунке 2 показано: канвас NotaCode и статусы блоков.</w:t>
+        <w:t>Рисунок 2 иллюстрирует тему «канвас NotaCode и статусы блоков».</w:t>
       </w:r>
     </w:p>
     <w:p>
@@ -5070,7 +5070,7 @@
         <w:jc w:val="left"/>
       </w:pPr>
       <w:bookmarkStart w:id="11" w:name="Xb059a1de5fe4466041bf29ddbf407c46ea6b1ff"/>
-      <w:bookmarkStart w:id="12" w:name="_Toc242215152"/>
+      <w:bookmarkStart w:id="12" w:name="_Toc242275565"/>
       <w:bookmarkEnd w:id="9"/>
       <w:r>
         <w:lastRenderedPageBreak/>
@@ -6913,7 +6913,7 @@
         <w:jc w:val="both"/>
       </w:pPr>
       <w:r>
-        <w:t>В таблице 5 приведено: пользовательские сценарии и индекс сценария (формула шаблона).</w:t>
+        <w:t>Данные по теме «пользовательские сценарии и индекс сценария (формула шаблона)» приведены в таблице 5.</w:t>
       </w:r>
     </w:p>
     <w:p>
@@ -9126,7 +9126,7 @@
         <w:jc w:val="left"/>
       </w:pPr>
       <w:bookmarkStart w:id="15" w:name="методика-6.4.-страницы-и-экраны"/>
-      <w:bookmarkStart w:id="16" w:name="_Toc242215153"/>
+      <w:bookmarkStart w:id="16" w:name="_Toc242275566"/>
       <w:bookmarkEnd w:id="11"/>
       <w:bookmarkEnd w:id="14"/>
       <w:r>
@@ -9213,7 +9213,7 @@
         <w:spacing w:before="360"/>
       </w:pPr>
       <w:r>
-        <w:t>На рисунке 3 показано: карта навигации страниц и экранов.</w:t>
+        <w:t>Рисунок 3 иллюстрирует тему «карта навигации страниц и экранов».</w:t>
       </w:r>
     </w:p>
     <w:p>
@@ -11412,7 +11412,7 @@
         <w:jc w:val="left"/>
       </w:pPr>
       <w:bookmarkStart w:id="17" w:name="методика-6.5.-деление-на-релизы"/>
-      <w:bookmarkStart w:id="18" w:name="_Toc242215154"/>
+      <w:bookmarkStart w:id="18" w:name="_Toc242275567"/>
       <w:bookmarkEnd w:id="15"/>
       <w:r>
         <w:t>2.6 Методика 6.5. Деление на релизы</w:t>
@@ -11497,7 +11497,7 @@
         <w:spacing w:before="360"/>
       </w:pPr>
       <w:r>
-        <w:t>На рисунке 4 показано: балл первого релиза и рекомендованный релиз.</w:t>
+        <w:t>Рисунок 4 иллюстрирует тему «балл первого релиза и рекомендованный релиз».</w:t>
       </w:r>
     </w:p>
     <w:p>
@@ -11507,6 +11507,7 @@
         <w:spacing w:before="360"/>
       </w:pPr>
       <w:r>
+        <w:lastRenderedPageBreak/>
         <w:t>Таблица 8 – Единицы разработки и рекомендованный релиз</w:t>
       </w:r>
     </w:p>
@@ -11542,7 +11543,7 @@
         </w:trPr>
         <w:tc>
           <w:tcPr>
-            <w:tcW w:w="851" w:type="dxa"/>
+            <w:tcW w:w="850" w:type="dxa"/>
             <w:vAlign w:val="center"/>
           </w:tcPr>
           <w:p>
@@ -11563,7 +11564,7 @@
         </w:tc>
         <w:tc>
           <w:tcPr>
-            <w:tcW w:w="3555" w:type="dxa"/>
+            <w:tcW w:w="3554" w:type="dxa"/>
             <w:vAlign w:val="center"/>
           </w:tcPr>
           <w:p>
@@ -11632,170 +11633,6 @@
               <w:spacing w:line="240" w:lineRule="auto"/>
               <w:ind w:firstLine="0"/>
               <w:jc w:val="center"/>
-            </w:pPr>
-            <w:r>
-              <w:rPr>
-                <w:sz w:val="24"/>
-              </w:rPr>
-              <w:t>Рекомендация</w:t>
-            </w:r>
-          </w:p>
-        </w:tc>
-      </w:tr>
-    </w:tbl>
-    <w:p>
-      <w:pPr>
-        <w:keepNext/>
-        <w:spacing w:before="360"/>
-      </w:pPr>
-      <w:r>
-        <w:lastRenderedPageBreak/>
-        <w:t>Продолжение таблицы 8</w:t>
-      </w:r>
-    </w:p>
-    <w:tbl>
-      <w:tblPr>
-        <w:tblStyle w:val="Table"/>
-        <w:tblW w:w="9355" w:type="dxa"/>
-        <w:jc w:val="center"/>
-        <w:tblBorders>
-          <w:top w:val="single" w:sz="4" w:space="0" w:color="000000"/>
-          <w:left w:val="single" w:sz="4" w:space="0" w:color="000000"/>
-          <w:bottom w:val="single" w:sz="4" w:space="0" w:color="000000"/>
-          <w:right w:val="single" w:sz="4" w:space="0" w:color="000000"/>
-          <w:insideH w:val="single" w:sz="4" w:space="0" w:color="000000"/>
-          <w:insideV w:val="single" w:sz="4" w:space="0" w:color="000000"/>
-        </w:tblBorders>
-        <w:tblLayout w:type="fixed"/>
-        <w:tblLook w:val="0020" w:firstRow="1" w:lastRow="0" w:firstColumn="0" w:lastColumn="0" w:noHBand="0" w:noVBand="0"/>
-      </w:tblPr>
-      <w:tblGrid>
-        <w:gridCol w:w="851"/>
-        <w:gridCol w:w="3555"/>
-        <w:gridCol w:w="1576"/>
-        <w:gridCol w:w="1650"/>
-        <w:gridCol w:w="1723"/>
-      </w:tblGrid>
-      <w:tr>
-        <w:trPr>
-          <w:cnfStyle w:val="100000000000" w:firstRow="1" w:lastRow="0" w:firstColumn="0" w:lastColumn="0" w:oddVBand="0" w:evenVBand="0" w:oddHBand="0" w:evenHBand="0" w:firstRowFirstColumn="0" w:firstRowLastColumn="0" w:lastRowFirstColumn="0" w:lastRowLastColumn="0"/>
-          <w:cantSplit/>
-          <w:tblHeader/>
-          <w:jc w:val="center"/>
-        </w:trPr>
-        <w:tc>
-          <w:tcPr>
-            <w:tcW w:w="851" w:type="dxa"/>
-            <w:vAlign w:val="center"/>
-          </w:tcPr>
-          <w:p>
-            <w:pPr>
-              <w:pStyle w:val="Compact"/>
-              <w:keepNext/>
-              <w:spacing w:line="240" w:lineRule="auto"/>
-              <w:ind w:firstLine="0"/>
-              <w:jc w:val="center"/>
-              <w:rPr>
-                <w:i/>
-                <w:sz w:val="24"/>
-              </w:rPr>
-            </w:pPr>
-            <w:r>
-              <w:rPr>
-                <w:i/>
-                <w:sz w:val="24"/>
-              </w:rPr>
-              <w:t>ID</w:t>
-            </w:r>
-          </w:p>
-        </w:tc>
-        <w:tc>
-          <w:tcPr>
-            <w:tcW w:w="3555" w:type="dxa"/>
-            <w:vAlign w:val="center"/>
-          </w:tcPr>
-          <w:p>
-            <w:pPr>
-              <w:pStyle w:val="Compact"/>
-              <w:keepNext/>
-              <w:spacing w:line="240" w:lineRule="auto"/>
-              <w:ind w:firstLine="0"/>
-              <w:jc w:val="center"/>
-              <w:rPr>
-                <w:sz w:val="24"/>
-              </w:rPr>
-            </w:pPr>
-            <w:r>
-              <w:rPr>
-                <w:sz w:val="24"/>
-              </w:rPr>
-              <w:t>Единица</w:t>
-            </w:r>
-          </w:p>
-        </w:tc>
-        <w:tc>
-          <w:tcPr>
-            <w:tcW w:w="1576" w:type="dxa"/>
-            <w:vAlign w:val="center"/>
-          </w:tcPr>
-          <w:p>
-            <w:pPr>
-              <w:pStyle w:val="Compact"/>
-              <w:keepNext/>
-              <w:spacing w:line="240" w:lineRule="auto"/>
-              <w:ind w:firstLine="0"/>
-              <w:jc w:val="center"/>
-              <w:rPr>
-                <w:sz w:val="24"/>
-              </w:rPr>
-            </w:pPr>
-            <w:r>
-              <w:rPr>
-                <w:sz w:val="24"/>
-              </w:rPr>
-              <w:t>Балл 1-го релиза</w:t>
-            </w:r>
-          </w:p>
-        </w:tc>
-        <w:tc>
-          <w:tcPr>
-            <w:tcW w:w="1650" w:type="dxa"/>
-            <w:vAlign w:val="center"/>
-          </w:tcPr>
-          <w:p>
-            <w:pPr>
-              <w:pStyle w:val="Compact"/>
-              <w:keepNext/>
-              <w:spacing w:line="240" w:lineRule="auto"/>
-              <w:ind w:firstLine="0"/>
-              <w:jc w:val="center"/>
-              <w:rPr>
-                <w:sz w:val="24"/>
-              </w:rPr>
-            </w:pPr>
-            <w:r>
-              <w:rPr>
-                <w:sz w:val="24"/>
-              </w:rPr>
-              <w:t>Балл следующих</w:t>
-            </w:r>
-          </w:p>
-        </w:tc>
-        <w:tc>
-          <w:tcPr>
-            <w:tcW w:w="1723" w:type="dxa"/>
-            <w:vAlign w:val="center"/>
-          </w:tcPr>
-          <w:p>
-            <w:pPr>
-              <w:pStyle w:val="Compact"/>
-              <w:keepNext/>
-              <w:spacing w:line="240" w:lineRule="auto"/>
-              <w:ind w:firstLine="0"/>
-              <w:jc w:val="center"/>
-              <w:rPr>
-                <w:sz w:val="24"/>
-              </w:rPr>
             </w:pPr>
             <w:r>
               <w:rPr>
@@ -11813,7 +11650,7 @@
         </w:trPr>
         <w:tc>
           <w:tcPr>
-            <w:tcW w:w="851" w:type="dxa"/>
+            <w:tcW w:w="850" w:type="dxa"/>
             <w:vAlign w:val="center"/>
           </w:tcPr>
           <w:p>
@@ -11834,7 +11671,7 @@
         </w:tc>
         <w:tc>
           <w:tcPr>
-            <w:tcW w:w="3555" w:type="dxa"/>
+            <w:tcW w:w="3554" w:type="dxa"/>
             <w:vAlign w:val="center"/>
           </w:tcPr>
           <w:p>
@@ -11920,7 +11757,7 @@
         </w:trPr>
         <w:tc>
           <w:tcPr>
-            <w:tcW w:w="851" w:type="dxa"/>
+            <w:tcW w:w="850" w:type="dxa"/>
             <w:vAlign w:val="center"/>
           </w:tcPr>
           <w:p>
@@ -11941,7 +11778,7 @@
         </w:tc>
         <w:tc>
           <w:tcPr>
-            <w:tcW w:w="3555" w:type="dxa"/>
+            <w:tcW w:w="3554" w:type="dxa"/>
             <w:vAlign w:val="center"/>
           </w:tcPr>
           <w:p>
@@ -12027,7 +11864,7 @@
         </w:trPr>
         <w:tc>
           <w:tcPr>
-            <w:tcW w:w="851" w:type="dxa"/>
+            <w:tcW w:w="850" w:type="dxa"/>
             <w:vAlign w:val="center"/>
           </w:tcPr>
           <w:p>
@@ -12048,7 +11885,7 @@
         </w:tc>
         <w:tc>
           <w:tcPr>
-            <w:tcW w:w="3555" w:type="dxa"/>
+            <w:tcW w:w="3554" w:type="dxa"/>
             <w:vAlign w:val="center"/>
           </w:tcPr>
           <w:p>
@@ -12154,7 +11991,7 @@
         </w:trPr>
         <w:tc>
           <w:tcPr>
-            <w:tcW w:w="851" w:type="dxa"/>
+            <w:tcW w:w="850" w:type="dxa"/>
             <w:vAlign w:val="center"/>
           </w:tcPr>
           <w:p>
@@ -12175,7 +12012,7 @@
         </w:tc>
         <w:tc>
           <w:tcPr>
-            <w:tcW w:w="3555" w:type="dxa"/>
+            <w:tcW w:w="3554" w:type="dxa"/>
             <w:vAlign w:val="center"/>
           </w:tcPr>
           <w:p>
@@ -12261,7 +12098,7 @@
         </w:trPr>
         <w:tc>
           <w:tcPr>
-            <w:tcW w:w="851" w:type="dxa"/>
+            <w:tcW w:w="850" w:type="dxa"/>
             <w:vAlign w:val="center"/>
           </w:tcPr>
           <w:p>
@@ -12282,7 +12119,7 @@
         </w:tc>
         <w:tc>
           <w:tcPr>
-            <w:tcW w:w="3555" w:type="dxa"/>
+            <w:tcW w:w="3554" w:type="dxa"/>
             <w:vAlign w:val="center"/>
           </w:tcPr>
           <w:p>
@@ -12368,7 +12205,7 @@
         </w:trPr>
         <w:tc>
           <w:tcPr>
-            <w:tcW w:w="851" w:type="dxa"/>
+            <w:tcW w:w="850" w:type="dxa"/>
             <w:vAlign w:val="center"/>
           </w:tcPr>
           <w:p>
@@ -12389,7 +12226,7 @@
         </w:tc>
         <w:tc>
           <w:tcPr>
-            <w:tcW w:w="3555" w:type="dxa"/>
+            <w:tcW w:w="3554" w:type="dxa"/>
             <w:vAlign w:val="center"/>
           </w:tcPr>
           <w:p>
@@ -12482,7 +12319,7 @@
         </w:trPr>
         <w:tc>
           <w:tcPr>
-            <w:tcW w:w="851" w:type="dxa"/>
+            <w:tcW w:w="850" w:type="dxa"/>
             <w:vAlign w:val="center"/>
           </w:tcPr>
           <w:p>
@@ -12503,7 +12340,7 @@
         </w:tc>
         <w:tc>
           <w:tcPr>
-            <w:tcW w:w="3555" w:type="dxa"/>
+            <w:tcW w:w="3554" w:type="dxa"/>
             <w:vAlign w:val="center"/>
           </w:tcPr>
           <w:p>
@@ -12589,7 +12426,7 @@
         </w:trPr>
         <w:tc>
           <w:tcPr>
-            <w:tcW w:w="851" w:type="dxa"/>
+            <w:tcW w:w="850" w:type="dxa"/>
             <w:vAlign w:val="center"/>
           </w:tcPr>
           <w:p>
@@ -12610,7 +12447,7 @@
         </w:tc>
         <w:tc>
           <w:tcPr>
-            <w:tcW w:w="3555" w:type="dxa"/>
+            <w:tcW w:w="3554" w:type="dxa"/>
             <w:vAlign w:val="center"/>
           </w:tcPr>
           <w:p>
@@ -12696,7 +12533,7 @@
         </w:trPr>
         <w:tc>
           <w:tcPr>
-            <w:tcW w:w="851" w:type="dxa"/>
+            <w:tcW w:w="850" w:type="dxa"/>
             <w:vAlign w:val="center"/>
           </w:tcPr>
           <w:p>
@@ -12717,7 +12554,7 @@
         </w:tc>
         <w:tc>
           <w:tcPr>
-            <w:tcW w:w="3555" w:type="dxa"/>
+            <w:tcW w:w="3554" w:type="dxa"/>
             <w:vAlign w:val="center"/>
           </w:tcPr>
           <w:p>
@@ -12803,7 +12640,7 @@
         </w:trPr>
         <w:tc>
           <w:tcPr>
-            <w:tcW w:w="851" w:type="dxa"/>
+            <w:tcW w:w="850" w:type="dxa"/>
             <w:vAlign w:val="center"/>
           </w:tcPr>
           <w:p>
@@ -12824,7 +12661,7 @@
         </w:tc>
         <w:tc>
           <w:tcPr>
-            <w:tcW w:w="3555" w:type="dxa"/>
+            <w:tcW w:w="3554" w:type="dxa"/>
             <w:vAlign w:val="center"/>
           </w:tcPr>
           <w:p>
@@ -12910,7 +12747,7 @@
         </w:trPr>
         <w:tc>
           <w:tcPr>
-            <w:tcW w:w="851" w:type="dxa"/>
+            <w:tcW w:w="850" w:type="dxa"/>
             <w:vAlign w:val="center"/>
           </w:tcPr>
           <w:p>
@@ -12931,7 +12768,7 @@
         </w:tc>
         <w:tc>
           <w:tcPr>
-            <w:tcW w:w="3555" w:type="dxa"/>
+            <w:tcW w:w="3554" w:type="dxa"/>
             <w:vAlign w:val="center"/>
           </w:tcPr>
           <w:p>
@@ -13017,7 +12854,7 @@
         </w:trPr>
         <w:tc>
           <w:tcPr>
-            <w:tcW w:w="851" w:type="dxa"/>
+            <w:tcW w:w="850" w:type="dxa"/>
             <w:vAlign w:val="center"/>
           </w:tcPr>
           <w:p>
@@ -13038,7 +12875,7 @@
         </w:tc>
         <w:tc>
           <w:tcPr>
-            <w:tcW w:w="3555" w:type="dxa"/>
+            <w:tcW w:w="3554" w:type="dxa"/>
             <w:vAlign w:val="center"/>
           </w:tcPr>
           <w:p>
@@ -13124,7 +12961,7 @@
         </w:trPr>
         <w:tc>
           <w:tcPr>
-            <w:tcW w:w="851" w:type="dxa"/>
+            <w:tcW w:w="850" w:type="dxa"/>
             <w:vAlign w:val="center"/>
           </w:tcPr>
           <w:p>
@@ -13145,7 +12982,7 @@
         </w:tc>
         <w:tc>
           <w:tcPr>
-            <w:tcW w:w="3555" w:type="dxa"/>
+            <w:tcW w:w="3554" w:type="dxa"/>
             <w:vAlign w:val="center"/>
           </w:tcPr>
           <w:p>
@@ -13244,7 +13081,7 @@
         </w:trPr>
         <w:tc>
           <w:tcPr>
-            <w:tcW w:w="851" w:type="dxa"/>
+            <w:tcW w:w="850" w:type="dxa"/>
             <w:vAlign w:val="center"/>
           </w:tcPr>
           <w:p>
@@ -13265,7 +13102,7 @@
         </w:tc>
         <w:tc>
           <w:tcPr>
-            <w:tcW w:w="3555" w:type="dxa"/>
+            <w:tcW w:w="3554" w:type="dxa"/>
             <w:vAlign w:val="center"/>
           </w:tcPr>
           <w:p>
@@ -13351,7 +13188,7 @@
         </w:trPr>
         <w:tc>
           <w:tcPr>
-            <w:tcW w:w="851" w:type="dxa"/>
+            <w:tcW w:w="850" w:type="dxa"/>
             <w:vAlign w:val="center"/>
           </w:tcPr>
           <w:p>
@@ -13372,7 +13209,7 @@
         </w:tc>
         <w:tc>
           <w:tcPr>
-            <w:tcW w:w="3555" w:type="dxa"/>
+            <w:tcW w:w="3554" w:type="dxa"/>
             <w:vAlign w:val="center"/>
           </w:tcPr>
           <w:p>
@@ -13458,7 +13295,7 @@
         </w:trPr>
         <w:tc>
           <w:tcPr>
-            <w:tcW w:w="851" w:type="dxa"/>
+            <w:tcW w:w="850" w:type="dxa"/>
             <w:vAlign w:val="center"/>
           </w:tcPr>
           <w:p>
@@ -13479,7 +13316,7 @@
         </w:tc>
         <w:tc>
           <w:tcPr>
-            <w:tcW w:w="3555" w:type="dxa"/>
+            <w:tcW w:w="3554" w:type="dxa"/>
             <w:vAlign w:val="center"/>
           </w:tcPr>
           <w:p>
@@ -13565,7 +13402,7 @@
         </w:trPr>
         <w:tc>
           <w:tcPr>
-            <w:tcW w:w="851" w:type="dxa"/>
+            <w:tcW w:w="850" w:type="dxa"/>
             <w:vAlign w:val="center"/>
           </w:tcPr>
           <w:p>
@@ -13586,7 +13423,7 @@
         </w:tc>
         <w:tc>
           <w:tcPr>
-            <w:tcW w:w="3555" w:type="dxa"/>
+            <w:tcW w:w="3554" w:type="dxa"/>
             <w:vAlign w:val="center"/>
           </w:tcPr>
           <w:p>
@@ -13672,7 +13509,7 @@
         </w:trPr>
         <w:tc>
           <w:tcPr>
-            <w:tcW w:w="851" w:type="dxa"/>
+            <w:tcW w:w="850" w:type="dxa"/>
             <w:vAlign w:val="center"/>
           </w:tcPr>
           <w:p>
@@ -13693,7 +13530,7 @@
         </w:tc>
         <w:tc>
           <w:tcPr>
-            <w:tcW w:w="3555" w:type="dxa"/>
+            <w:tcW w:w="3554" w:type="dxa"/>
             <w:vAlign w:val="center"/>
           </w:tcPr>
           <w:p>
@@ -13779,7 +13616,7 @@
         </w:trPr>
         <w:tc>
           <w:tcPr>
-            <w:tcW w:w="851" w:type="dxa"/>
+            <w:tcW w:w="850" w:type="dxa"/>
             <w:vAlign w:val="center"/>
           </w:tcPr>
           <w:p>
@@ -13800,7 +13637,7 @@
         </w:tc>
         <w:tc>
           <w:tcPr>
-            <w:tcW w:w="3555" w:type="dxa"/>
+            <w:tcW w:w="3554" w:type="dxa"/>
             <w:vAlign w:val="center"/>
           </w:tcPr>
           <w:p>
@@ -13893,7 +13730,7 @@
         </w:trPr>
         <w:tc>
           <w:tcPr>
-            <w:tcW w:w="851" w:type="dxa"/>
+            <w:tcW w:w="850" w:type="dxa"/>
             <w:vAlign w:val="center"/>
           </w:tcPr>
           <w:p>
@@ -13914,7 +13751,7 @@
         </w:tc>
         <w:tc>
           <w:tcPr>
-            <w:tcW w:w="3555" w:type="dxa"/>
+            <w:tcW w:w="3554" w:type="dxa"/>
             <w:vAlign w:val="center"/>
           </w:tcPr>
           <w:p>
@@ -14407,7 +14244,7 @@
         <w:jc w:val="left"/>
       </w:pPr>
       <w:bookmarkStart w:id="19" w:name="X309f04629790da69637b174012fdebcdf0ce9e1"/>
-      <w:bookmarkStart w:id="20" w:name="_Toc242215155"/>
+      <w:bookmarkStart w:id="20" w:name="_Toc242275568"/>
       <w:bookmarkEnd w:id="17"/>
       <w:r>
         <w:t xml:space="preserve">2.7 Сверка с проектной документацией </w:t>
@@ -15624,7 +15461,7 @@
         <w:jc w:val="left"/>
       </w:pPr>
       <w:bookmarkStart w:id="21" w:name="расхождения-методик-и-шаблонов"/>
-      <w:bookmarkStart w:id="22" w:name="_Toc242215156"/>
+      <w:bookmarkStart w:id="22" w:name="_Toc242275569"/>
       <w:bookmarkEnd w:id="19"/>
       <w:r>
         <w:lastRenderedPageBreak/>
@@ -16083,7 +15920,7 @@
         <w:jc w:val="both"/>
       </w:pPr>
       <w:r>
-        <w:t>В таблице 11 приведено: расхождения и принятые решения.</w:t>
+        <w:t>Данные по теме «расхождения и принятые решения» приведены в таблице 11.</w:t>
       </w:r>
     </w:p>
     <w:p>
@@ -16095,7 +15932,7 @@
         <w:jc w:val="left"/>
       </w:pPr>
       <w:bookmarkStart w:id="23" w:name="проверка-по-критериям-методик"/>
-      <w:bookmarkStart w:id="24" w:name="_Toc242215157"/>
+      <w:bookmarkStart w:id="24" w:name="_Toc242275570"/>
       <w:bookmarkEnd w:id="0"/>
       <w:bookmarkEnd w:id="21"/>
       <w:r>
@@ -16943,7 +16780,7 @@
         <w:jc w:val="both"/>
       </w:pPr>
       <w:r>
-        <w:t>В таблице 12 приведено: контрольные листы готовности.</w:t>
+        <w:t>Данные по теме «контрольные листы готовности» приведены в таблице 12.</w:t>
       </w:r>
     </w:p>
     <w:p>
@@ -16953,7 +16790,7 @@
         <w:spacing w:before="360" w:after="360"/>
       </w:pPr>
       <w:bookmarkStart w:id="25" w:name="выводы"/>
-      <w:bookmarkStart w:id="26" w:name="_Toc242215158"/>
+      <w:bookmarkStart w:id="26" w:name="_Toc242275571"/>
       <w:bookmarkEnd w:id="23"/>
       <w:r>
         <w:lastRenderedPageBreak/>
@@ -17139,7 +16976,7 @@
         <w:spacing w:after="360"/>
       </w:pPr>
       <w:bookmarkStart w:id="27" w:name="список-использованных-источников"/>
-      <w:bookmarkStart w:id="28" w:name="_Toc242215159"/>
+      <w:bookmarkStart w:id="28" w:name="_Toc242275572"/>
       <w:bookmarkEnd w:id="25"/>
       <w:r>
         <w:lastRenderedPageBreak/>
@@ -17217,7 +17054,7 @@
         <w:spacing w:after="360"/>
       </w:pPr>
       <w:bookmarkStart w:id="29" w:name="X0d652d9c320698e7c8068993b30a2dd7ee59c14"/>
-      <w:bookmarkStart w:id="30" w:name="_Toc242215160"/>
+      <w:bookmarkStart w:id="30" w:name="_Toc242275573"/>
       <w:bookmarkEnd w:id="27"/>
       <w:r>
         <w:lastRenderedPageBreak/>
@@ -17227,8 +17064,8 @@
     </w:p>
     <w:p>
       <w:pPr>
-        <w:ind w:firstLine="709"/>
-        <w:jc w:val="both"/>
+        <w:keepNext/>
+        <w:jc w:val="center"/>
       </w:pPr>
       <w:r>
         <w:t>(обязательное)</w:t>
@@ -17236,8 +17073,8 @@
     </w:p>
     <w:p>
       <w:pPr>
-        <w:ind w:firstLine="709"/>
-        <w:jc w:val="both"/>
+        <w:keepNext/>
+        <w:jc w:val="center"/>
       </w:pPr>
       <w:r>
         <w:rPr>
@@ -17778,7 +17615,7 @@
         <w:ind w:left="709"/>
       </w:pPr>
       <w:r>
-        <w:t>В таблице 13 приведено: файлы лабораторной работы.</w:t>
+        <w:t>Данные по теме «файлы лабораторной работы» приведены в таблице 13.</w:t>
       </w:r>
     </w:p>
     <w:p>
@@ -17788,7 +17625,7 @@
         <w:spacing w:before="360" w:after="360"/>
       </w:pPr>
       <w:bookmarkStart w:id="31" w:name="Xe57dfa954bc99fa1a56051ea98d15e9969e72a7"/>
-      <w:bookmarkStart w:id="32" w:name="_Toc242215161"/>
+      <w:bookmarkStart w:id="32" w:name="_Toc242275574"/>
       <w:bookmarkEnd w:id="29"/>
       <w:r>
         <w:lastRenderedPageBreak/>
@@ -17798,8 +17635,8 @@
     </w:p>
     <w:p>
       <w:pPr>
-        <w:ind w:firstLine="709"/>
-        <w:jc w:val="both"/>
+        <w:keepNext/>
+        <w:jc w:val="center"/>
       </w:pPr>
       <w:r>
         <w:t>(обязательное)</w:t>
@@ -17807,8 +17644,8 @@
     </w:p>
     <w:p>
       <w:pPr>
-        <w:ind w:firstLine="709"/>
-        <w:jc w:val="both"/>
+        <w:keepNext/>
+        <w:jc w:val="center"/>
       </w:pPr>
       <w:r>
         <w:rPr>
@@ -18702,7 +18539,7 @@
         <w:ind w:left="709"/>
       </w:pPr>
       <w:r>
-        <w:t>В таблице 14 приведено: перечень данных, требующих дополнительного сбора.</w:t>
+        <w:t>Данные по теме «перечень данных, требующих дополнительного сбора» приведены в таблице 14.</w:t>
       </w:r>
     </w:p>
     <w:p>
@@ -18712,7 +18549,7 @@
         <w:spacing w:before="360" w:after="360"/>
       </w:pPr>
       <w:bookmarkStart w:id="33" w:name="X5524ab9f965042c4d6511d6315044a9f4f6816c"/>
-      <w:bookmarkStart w:id="34" w:name="_Toc242215162"/>
+      <w:bookmarkStart w:id="34" w:name="_Toc242275575"/>
       <w:bookmarkEnd w:id="31"/>
       <w:r>
         <w:lastRenderedPageBreak/>
@@ -18722,8 +18559,8 @@
     </w:p>
     <w:p>
       <w:pPr>
-        <w:ind w:firstLine="709"/>
-        <w:jc w:val="both"/>
+        <w:keepNext/>
+        <w:jc w:val="center"/>
       </w:pPr>
       <w:r>
         <w:t>(обязательное)</w:t>
@@ -18731,8 +18568,8 @@
     </w:p>
     <w:p>
       <w:pPr>
-        <w:ind w:firstLine="709"/>
-        <w:jc w:val="both"/>
+        <w:keepNext/>
+        <w:jc w:val="center"/>
       </w:pPr>
       <w:r>
         <w:rPr>

--- a/ПРОВЕРИТЬ_ОТЧЕТЫ/ОТЧЕТ_ЛР6_NotaCode.docx
+++ b/ПРОВЕРИТЬ_ОТЧЕТЫ/ОТЧЕТ_ЛР6_NotaCode.docx
@@ -186,7 +186,7 @@
       <w:r>
         <w:fldChar w:fldCharType="separate"/>
       </w:r>
-      <w:hyperlink w:anchor="_Toc242310275" w:history="1">
+      <w:hyperlink w:anchor="_Toc242311204" w:history="1">
         <w:r>
           <w:rPr>
             <w:rStyle w:val="ad"/>
@@ -213,7 +213,7 @@
             <w:noProof/>
             <w:webHidden/>
           </w:rPr>
-          <w:instrText xml:space="preserve"> PAGEREF _Toc242310275 \h </w:instrText>
+          <w:instrText xml:space="preserve"> PAGEREF _Toc242311204 \h </w:instrText>
         </w:r>
         <w:r>
           <w:rPr>
@@ -259,7 +259,7 @@
           <w14:ligatures w14:val="standardContextual"/>
         </w:rPr>
       </w:pPr>
-      <w:hyperlink w:anchor="_Toc242310276" w:history="1">
+      <w:hyperlink w:anchor="_Toc242311205" w:history="1">
         <w:r>
           <w:rPr>
             <w:rStyle w:val="ad"/>
@@ -286,7 +286,7 @@
             <w:noProof/>
             <w:webHidden/>
           </w:rPr>
-          <w:instrText xml:space="preserve"> PAGEREF _Toc242310276 \h </w:instrText>
+          <w:instrText xml:space="preserve"> PAGEREF _Toc242311205 \h </w:instrText>
         </w:r>
         <w:r>
           <w:rPr>
@@ -332,7 +332,7 @@
           <w14:ligatures w14:val="standardContextual"/>
         </w:rPr>
       </w:pPr>
-      <w:hyperlink w:anchor="_Toc242310277" w:history="1">
+      <w:hyperlink w:anchor="_Toc242311206" w:history="1">
         <w:r>
           <w:rPr>
             <w:rStyle w:val="ad"/>
@@ -359,7 +359,7 @@
             <w:noProof/>
             <w:webHidden/>
           </w:rPr>
-          <w:instrText xml:space="preserve"> PAGEREF _Toc242310277 \h </w:instrText>
+          <w:instrText xml:space="preserve"> PAGEREF _Toc242311206 \h </w:instrText>
         </w:r>
         <w:r>
           <w:rPr>
@@ -405,7 +405,7 @@
           <w14:ligatures w14:val="standardContextual"/>
         </w:rPr>
       </w:pPr>
-      <w:hyperlink w:anchor="_Toc242310278" w:history="1">
+      <w:hyperlink w:anchor="_Toc242311207" w:history="1">
         <w:r>
           <w:rPr>
             <w:rStyle w:val="ad"/>
@@ -432,7 +432,7 @@
             <w:noProof/>
             <w:webHidden/>
           </w:rPr>
-          <w:instrText xml:space="preserve"> PAGEREF _Toc242310278 \h </w:instrText>
+          <w:instrText xml:space="preserve"> PAGEREF _Toc242311207 \h </w:instrText>
         </w:r>
         <w:r>
           <w:rPr>
@@ -478,7 +478,7 @@
           <w14:ligatures w14:val="standardContextual"/>
         </w:rPr>
       </w:pPr>
-      <w:hyperlink w:anchor="_Toc242310279" w:history="1">
+      <w:hyperlink w:anchor="_Toc242311208" w:history="1">
         <w:r>
           <w:rPr>
             <w:rStyle w:val="ad"/>
@@ -505,7 +505,7 @@
             <w:noProof/>
             <w:webHidden/>
           </w:rPr>
-          <w:instrText xml:space="preserve"> PAGEREF _Toc242310279 \h </w:instrText>
+          <w:instrText xml:space="preserve"> PAGEREF _Toc242311208 \h </w:instrText>
         </w:r>
         <w:r>
           <w:rPr>
@@ -551,7 +551,7 @@
           <w14:ligatures w14:val="standardContextual"/>
         </w:rPr>
       </w:pPr>
-      <w:hyperlink w:anchor="_Toc242310280" w:history="1">
+      <w:hyperlink w:anchor="_Toc242311209" w:history="1">
         <w:r>
           <w:rPr>
             <w:rStyle w:val="ad"/>
@@ -578,7 +578,7 @@
             <w:noProof/>
             <w:webHidden/>
           </w:rPr>
-          <w:instrText xml:space="preserve"> PAGEREF _Toc242310280 \h </w:instrText>
+          <w:instrText xml:space="preserve"> PAGEREF _Toc242311209 \h </w:instrText>
         </w:r>
         <w:r>
           <w:rPr>
@@ -624,7 +624,7 @@
           <w14:ligatures w14:val="standardContextual"/>
         </w:rPr>
       </w:pPr>
-      <w:hyperlink w:anchor="_Toc242310281" w:history="1">
+      <w:hyperlink w:anchor="_Toc242311210" w:history="1">
         <w:r>
           <w:rPr>
             <w:rStyle w:val="ad"/>
@@ -651,7 +651,7 @@
             <w:noProof/>
             <w:webHidden/>
           </w:rPr>
-          <w:instrText xml:space="preserve"> PAGEREF _Toc242310281 \h </w:instrText>
+          <w:instrText xml:space="preserve"> PAGEREF _Toc242311210 \h </w:instrText>
         </w:r>
         <w:r>
           <w:rPr>
@@ -697,7 +697,7 @@
           <w14:ligatures w14:val="standardContextual"/>
         </w:rPr>
       </w:pPr>
-      <w:hyperlink w:anchor="_Toc242310282" w:history="1">
+      <w:hyperlink w:anchor="_Toc242311211" w:history="1">
         <w:r>
           <w:rPr>
             <w:rStyle w:val="ad"/>
@@ -724,7 +724,7 @@
             <w:noProof/>
             <w:webHidden/>
           </w:rPr>
-          <w:instrText xml:space="preserve"> PAGEREF _Toc242310282 \h </w:instrText>
+          <w:instrText xml:space="preserve"> PAGEREF _Toc242311211 \h </w:instrText>
         </w:r>
         <w:r>
           <w:rPr>
@@ -770,7 +770,7 @@
           <w14:ligatures w14:val="standardContextual"/>
         </w:rPr>
       </w:pPr>
-      <w:hyperlink w:anchor="_Toc242310283" w:history="1">
+      <w:hyperlink w:anchor="_Toc242311212" w:history="1">
         <w:r>
           <w:rPr>
             <w:rStyle w:val="ad"/>
@@ -806,7 +806,7 @@
             <w:noProof/>
             <w:webHidden/>
           </w:rPr>
-          <w:instrText xml:space="preserve"> PAGEREF _Toc242310283 \h </w:instrText>
+          <w:instrText xml:space="preserve"> PAGEREF _Toc242311212 \h </w:instrText>
         </w:r>
         <w:r>
           <w:rPr>
@@ -852,7 +852,7 @@
           <w14:ligatures w14:val="standardContextual"/>
         </w:rPr>
       </w:pPr>
-      <w:hyperlink w:anchor="_Toc242310284" w:history="1">
+      <w:hyperlink w:anchor="_Toc242311213" w:history="1">
         <w:r>
           <w:rPr>
             <w:rStyle w:val="ad"/>
@@ -879,7 +879,7 @@
             <w:noProof/>
             <w:webHidden/>
           </w:rPr>
-          <w:instrText xml:space="preserve"> PAGEREF _Toc242310284 \h </w:instrText>
+          <w:instrText xml:space="preserve"> PAGEREF _Toc242311213 \h </w:instrText>
         </w:r>
         <w:r>
           <w:rPr>
@@ -925,7 +925,7 @@
           <w14:ligatures w14:val="standardContextual"/>
         </w:rPr>
       </w:pPr>
-      <w:hyperlink w:anchor="_Toc242310285" w:history="1">
+      <w:hyperlink w:anchor="_Toc242311214" w:history="1">
         <w:r>
           <w:rPr>
             <w:rStyle w:val="ad"/>
@@ -952,7 +952,7 @@
             <w:noProof/>
             <w:webHidden/>
           </w:rPr>
-          <w:instrText xml:space="preserve"> PAGEREF _Toc242310285 \h </w:instrText>
+          <w:instrText xml:space="preserve"> PAGEREF _Toc242311214 \h </w:instrText>
         </w:r>
         <w:r>
           <w:rPr>
@@ -998,7 +998,7 @@
           <w14:ligatures w14:val="standardContextual"/>
         </w:rPr>
       </w:pPr>
-      <w:hyperlink w:anchor="_Toc242310286" w:history="1">
+      <w:hyperlink w:anchor="_Toc242311215" w:history="1">
         <w:r>
           <w:rPr>
             <w:rStyle w:val="ad"/>
@@ -1025,7 +1025,7 @@
             <w:noProof/>
             <w:webHidden/>
           </w:rPr>
-          <w:instrText xml:space="preserve"> PAGEREF _Toc242310286 \h </w:instrText>
+          <w:instrText xml:space="preserve"> PAGEREF _Toc242311215 \h </w:instrText>
         </w:r>
         <w:r>
           <w:rPr>
@@ -1071,7 +1071,7 @@
           <w14:ligatures w14:val="standardContextual"/>
         </w:rPr>
       </w:pPr>
-      <w:hyperlink w:anchor="_Toc242310287" w:history="1">
+      <w:hyperlink w:anchor="_Toc242311216" w:history="1">
         <w:r>
           <w:rPr>
             <w:rStyle w:val="ad"/>
@@ -1098,7 +1098,7 @@
             <w:noProof/>
             <w:webHidden/>
           </w:rPr>
-          <w:instrText xml:space="preserve"> PAGEREF _Toc242310287 \h </w:instrText>
+          <w:instrText xml:space="preserve"> PAGEREF _Toc242311216 \h </w:instrText>
         </w:r>
         <w:r>
           <w:rPr>
@@ -1144,7 +1144,7 @@
           <w14:ligatures w14:val="standardContextual"/>
         </w:rPr>
       </w:pPr>
-      <w:hyperlink w:anchor="_Toc242310288" w:history="1">
+      <w:hyperlink w:anchor="_Toc242311217" w:history="1">
         <w:r>
           <w:rPr>
             <w:rStyle w:val="ad"/>
@@ -1171,7 +1171,7 @@
             <w:noProof/>
             <w:webHidden/>
           </w:rPr>
-          <w:instrText xml:space="preserve"> PAGEREF _Toc242310288 \h </w:instrText>
+          <w:instrText xml:space="preserve"> PAGEREF _Toc242311217 \h </w:instrText>
         </w:r>
         <w:r>
           <w:rPr>
@@ -1217,7 +1217,7 @@
           <w14:ligatures w14:val="standardContextual"/>
         </w:rPr>
       </w:pPr>
-      <w:hyperlink w:anchor="_Toc242310289" w:history="1">
+      <w:hyperlink w:anchor="_Toc242311218" w:history="1">
         <w:r>
           <w:rPr>
             <w:rStyle w:val="ad"/>
@@ -1244,7 +1244,7 @@
             <w:noProof/>
             <w:webHidden/>
           </w:rPr>
-          <w:instrText xml:space="preserve"> PAGEREF _Toc242310289 \h </w:instrText>
+          <w:instrText xml:space="preserve"> PAGEREF _Toc242311218 \h </w:instrText>
         </w:r>
         <w:r>
           <w:rPr>
@@ -1290,7 +1290,7 @@
           <w14:ligatures w14:val="standardContextual"/>
         </w:rPr>
       </w:pPr>
-      <w:hyperlink w:anchor="_Toc242310290" w:history="1">
+      <w:hyperlink w:anchor="_Toc242311219" w:history="1">
         <w:r>
           <w:rPr>
             <w:rStyle w:val="ad"/>
@@ -1317,7 +1317,7 @@
             <w:noProof/>
             <w:webHidden/>
           </w:rPr>
-          <w:instrText xml:space="preserve"> PAGEREF _Toc242310290 \h </w:instrText>
+          <w:instrText xml:space="preserve"> PAGEREF _Toc242311219 \h </w:instrText>
         </w:r>
         <w:r>
           <w:rPr>
@@ -1364,7 +1364,7 @@
         <w:ind w:firstLine="709"/>
         <w:jc w:val="left"/>
       </w:pPr>
-      <w:bookmarkStart w:id="1" w:name="_Toc242310275"/>
+      <w:bookmarkStart w:id="1" w:name="_Toc242311204"/>
       <w:r>
         <w:lastRenderedPageBreak/>
         <w:t>1 ЦЕЛЬ РАБОТЫ</w:t>
@@ -1396,7 +1396,7 @@
         <w:ind w:firstLine="709"/>
         <w:jc w:val="left"/>
       </w:pPr>
-      <w:bookmarkStart w:id="2" w:name="_Toc242310276"/>
+      <w:bookmarkStart w:id="2" w:name="_Toc242311205"/>
       <w:r>
         <w:lastRenderedPageBreak/>
         <w:t>2 ХОД РАБОТЫ</w:t>
@@ -1411,7 +1411,7 @@
         <w:jc w:val="left"/>
       </w:pPr>
       <w:bookmarkStart w:id="3" w:name="порядок-работы-и-рабочие-книги"/>
-      <w:bookmarkStart w:id="4" w:name="_Toc242310277"/>
+      <w:bookmarkStart w:id="4" w:name="_Toc242311206"/>
       <w:r>
         <w:t>2.1 Порядок работы и рабочие книги</w:t>
       </w:r>
@@ -2118,7 +2118,7 @@
         <w:jc w:val="left"/>
       </w:pPr>
       <w:bookmarkStart w:id="5" w:name="Xea2e0351488d2dccc444fc8980e855e53dc7366"/>
-      <w:bookmarkStart w:id="6" w:name="_Toc242310278"/>
+      <w:bookmarkStart w:id="6" w:name="_Toc242311207"/>
       <w:bookmarkEnd w:id="3"/>
       <w:r>
         <w:lastRenderedPageBreak/>
@@ -3819,7 +3819,7 @@
         <w:jc w:val="left"/>
       </w:pPr>
       <w:bookmarkStart w:id="9" w:name="методика-6.2.-бизнес-модель-по-канвас"/>
-      <w:bookmarkStart w:id="10" w:name="_Toc242310279"/>
+      <w:bookmarkStart w:id="10" w:name="_Toc242311208"/>
       <w:bookmarkEnd w:id="5"/>
       <w:bookmarkEnd w:id="8"/>
       <w:r>
@@ -5058,7 +5058,7 @@
         <w:jc w:val="left"/>
       </w:pPr>
       <w:bookmarkStart w:id="11" w:name="Xb059a1de5fe4466041bf29ddbf407c46ea6b1ff"/>
-      <w:bookmarkStart w:id="12" w:name="_Toc242310280"/>
+      <w:bookmarkStart w:id="12" w:name="_Toc242311209"/>
       <w:bookmarkEnd w:id="9"/>
       <w:r>
         <w:t>2.4 Методика 6.3. Бизнес-логика и пользовательские сценарии</w:t>
@@ -8971,7 +8971,7 @@
         <w:jc w:val="left"/>
       </w:pPr>
       <w:bookmarkStart w:id="15" w:name="методика-6.4.-страницы-и-экраны"/>
-      <w:bookmarkStart w:id="16" w:name="_Toc242310281"/>
+      <w:bookmarkStart w:id="16" w:name="_Toc242311210"/>
       <w:bookmarkEnd w:id="11"/>
       <w:bookmarkEnd w:id="14"/>
       <w:r>
@@ -11493,7 +11493,7 @@
         <w:jc w:val="left"/>
       </w:pPr>
       <w:bookmarkStart w:id="17" w:name="методика-6.5.-деление-на-релизы"/>
-      <w:bookmarkStart w:id="18" w:name="_Toc242310282"/>
+      <w:bookmarkStart w:id="18" w:name="_Toc242311211"/>
       <w:bookmarkEnd w:id="15"/>
       <w:r>
         <w:t>2.6 Методика 6.5. Деление на релизы</w:t>
@@ -14536,7 +14536,7 @@
         <w:jc w:val="left"/>
       </w:pPr>
       <w:bookmarkStart w:id="19" w:name="X309f04629790da69637b174012fdebcdf0ce9e1"/>
-      <w:bookmarkStart w:id="20" w:name="_Toc242310283"/>
+      <w:bookmarkStart w:id="20" w:name="_Toc242311212"/>
       <w:bookmarkEnd w:id="17"/>
       <w:r>
         <w:t xml:space="preserve">2.7 Сверка с проектной документацией </w:t>
@@ -15854,7 +15854,7 @@
         <w:jc w:val="left"/>
       </w:pPr>
       <w:bookmarkStart w:id="21" w:name="расхождения-методик-и-шаблонов"/>
-      <w:bookmarkStart w:id="22" w:name="_Toc242310284"/>
+      <w:bookmarkStart w:id="22" w:name="_Toc242311213"/>
       <w:bookmarkEnd w:id="19"/>
       <w:r>
         <w:t>2.8 Расхождения методик и шаблонов</w:t>
@@ -16323,7 +16323,7 @@
         <w:jc w:val="left"/>
       </w:pPr>
       <w:bookmarkStart w:id="23" w:name="проверка-по-критериям-методик"/>
-      <w:bookmarkStart w:id="24" w:name="_Toc242310285"/>
+      <w:bookmarkStart w:id="24" w:name="_Toc242311214"/>
       <w:bookmarkEnd w:id="0"/>
       <w:bookmarkEnd w:id="21"/>
       <w:r>
@@ -17166,7 +17166,7 @@
         <w:spacing w:after="360"/>
       </w:pPr>
       <w:bookmarkStart w:id="25" w:name="выводы"/>
-      <w:bookmarkStart w:id="26" w:name="_Toc242310286"/>
+      <w:bookmarkStart w:id="26" w:name="_Toc242311215"/>
       <w:bookmarkEnd w:id="23"/>
       <w:r>
         <w:lastRenderedPageBreak/>
@@ -17334,7 +17334,7 @@
         <w:spacing w:after="360"/>
       </w:pPr>
       <w:bookmarkStart w:id="27" w:name="список-использованных-источников"/>
-      <w:bookmarkStart w:id="28" w:name="_Toc242310287"/>
+      <w:bookmarkStart w:id="28" w:name="_Toc242311216"/>
       <w:bookmarkEnd w:id="25"/>
       <w:r>
         <w:lastRenderedPageBreak/>
@@ -17348,7 +17348,7 @@
         <w:jc w:val="left"/>
       </w:pPr>
       <w:r>
-        <w:t xml:space="preserve">1 </w:t>
+        <w:t xml:space="preserve">[1] </w:t>
       </w:r>
       <w:r>
         <w:rPr>
@@ -17375,7 +17375,7 @@
         <w:jc w:val="left"/>
       </w:pPr>
       <w:r>
-        <w:t xml:space="preserve">2 </w:t>
+        <w:t xml:space="preserve">[2] </w:t>
       </w:r>
       <w:r>
         <w:rPr>
@@ -17402,7 +17402,7 @@
         <w:jc w:val="left"/>
       </w:pPr>
       <w:r>
-        <w:t xml:space="preserve">3 </w:t>
+        <w:t xml:space="preserve">[3] </w:t>
       </w:r>
       <w:r>
         <w:rPr>
@@ -17429,7 +17429,7 @@
         <w:jc w:val="left"/>
       </w:pPr>
       <w:r>
-        <w:t xml:space="preserve">4 </w:t>
+        <w:t xml:space="preserve">[4] </w:t>
       </w:r>
       <w:r>
         <w:rPr>
@@ -17456,7 +17456,7 @@
         <w:jc w:val="left"/>
       </w:pPr>
       <w:r>
-        <w:t xml:space="preserve">5 </w:t>
+        <w:t xml:space="preserve">[5] </w:t>
       </w:r>
       <w:r>
         <w:rPr>
@@ -17483,7 +17483,7 @@
         <w:jc w:val="left"/>
       </w:pPr>
       <w:r>
-        <w:t xml:space="preserve">6 </w:t>
+        <w:t xml:space="preserve">[6] </w:t>
       </w:r>
       <w:r>
         <w:rPr>
@@ -17510,7 +17510,7 @@
         <w:jc w:val="left"/>
       </w:pPr>
       <w:r>
-        <w:t xml:space="preserve">7 </w:t>
+        <w:t xml:space="preserve">[7] </w:t>
       </w:r>
       <w:r>
         <w:rPr>
@@ -17538,7 +17538,7 @@
         <w:spacing w:after="360"/>
       </w:pPr>
       <w:bookmarkStart w:id="29" w:name="X0d652d9c320698e7c8068993b30a2dd7ee59c14"/>
-      <w:bookmarkStart w:id="30" w:name="_Toc242310288"/>
+      <w:bookmarkStart w:id="30" w:name="_Toc242311217"/>
       <w:bookmarkEnd w:id="27"/>
       <w:r>
         <w:lastRenderedPageBreak/>
@@ -18141,7 +18141,7 @@
         <w:spacing w:after="360"/>
       </w:pPr>
       <w:bookmarkStart w:id="31" w:name="Xe57dfa954bc99fa1a56051ea98d15e9969e72a7"/>
-      <w:bookmarkStart w:id="32" w:name="_Toc242310289"/>
+      <w:bookmarkStart w:id="32" w:name="_Toc242311218"/>
       <w:bookmarkEnd w:id="29"/>
       <w:r>
         <w:lastRenderedPageBreak/>
@@ -19087,7 +19087,7 @@
         <w:spacing w:after="360"/>
       </w:pPr>
       <w:bookmarkStart w:id="33" w:name="X5524ab9f965042c4d6511d6315044a9f4f6816c"/>
-      <w:bookmarkStart w:id="34" w:name="_Toc242310290"/>
+      <w:bookmarkStart w:id="34" w:name="_Toc242311219"/>
       <w:bookmarkEnd w:id="31"/>
       <w:r>
         <w:lastRenderedPageBreak/>
